--- a/pr-preview/pr-334/notation-tracked-changes.docx
+++ b/pr-preview/pr-334/notation-tracked-changes.docx
@@ -16,7 +16,7 @@
       </w:pPr>
       <w:del w:id="1" w:author="PR Preview" w:date="2026-01-01T00:00:00Z">
         <w:r>
-          <w:delText xml:space="preserve">Last modified: 2026-10-16 10:58:47 (PDT)</w:delText>
+          <w:delText xml:space="preserve">Last modified: 2026-10-16 19:32:00 (PDT)</w:delText>
         </w:r>
       </w:del>
     </w:p>
@@ -26,7 +26,7 @@
       </w:pPr>
       <w:ins w:id="2" w:author="PR Preview" w:date="2026-01-01T00:00:00Z">
         <w:r>
-          <w:t xml:space="preserve">Last modified: 2026-10-16 11:06:52 (PDT)</w:t>
+          <w:t xml:space="preserve">Last modified: 2026-10-16 22:37:53 (PDT)</w:t>
         </w:r>
       </w:ins>
     </w:p>
@@ -1611,7 +1611,7 @@
       </w:r>
     </w:p>
     <w:bookmarkEnd w:id="27"/>
-    <w:bookmarkStart w:id="37" w:name="sec-subscripts-parentheses"/>
+    <w:bookmarkStart w:id="40" w:name="sec-subscripts-parentheses"/>
     <w:p>
       <w:pPr>
         <w:pStyle w:val="Heading2"/>
@@ -1632,7 +1632,7 @@
         </w:r>
       </w:ins>
     </w:p>
-    <w:bookmarkStart w:id="29" w:name="rem-subscript-parentheses-convention"/>
+    <w:bookmarkStart w:id="30" w:name="rem-subscript-parentheses-convention"/>
     <w:p>
       <w:pPr>
         <w:pStyle w:val="FirstParagraph"/>
@@ -1776,7 +1776,7 @@
       </w:ins>
       <w:ins w:id="25" w:author="PR Preview" w:date="2026-01-01T00:00:00Z">
         <w:r>
-          <w:t xml:space="preserve">or a parameter that picks one function or distribution out of the family,</w:t>
+          <w:t xml:space="preserve">or a parameter that picks one</w:t>
         </w:r>
       </w:ins>
       <w:ins w:id="26" w:author="PR Preview" w:date="2026-01-01T00:00:00Z">
@@ -1784,12 +1784,37 @@
           <w:t xml:space="preserve"> </w:t>
         </w:r>
       </w:ins>
-      <w:ins w:id="27" w:author="PR Preview" w:date="2026-01-01T00:00:00Z">
+      <w:hyperlink r:id="rId29">
+        <w:ins w:id="27" w:author="PR Preview" w:date="2026-01-01T00:00:00Z">
+          <w:r>
+            <w:rPr>
+              <w:rStyle w:val="Hyperlink"/>
+            </w:rPr>
+            <w:t xml:space="preserve">function</w:t>
+          </w:r>
+        </w:ins>
+      </w:hyperlink>
+      <w:ins w:id="28" w:author="PR Preview" w:date="2026-01-01T00:00:00Z">
+        <w:r>
+          <w:t xml:space="preserve"> </w:t>
+        </w:r>
+      </w:ins>
+      <w:ins w:id="29" w:author="PR Preview" w:date="2026-01-01T00:00:00Z">
+        <w:r>
+          <w:t xml:space="preserve">or distribution out of the family,</w:t>
+        </w:r>
+      </w:ins>
+      <w:ins w:id="30" w:author="PR Preview" w:date="2026-01-01T00:00:00Z">
+        <w:r>
+          <w:t xml:space="preserve"> </w:t>
+        </w:r>
+      </w:ins>
+      <w:ins w:id="31" w:author="PR Preview" w:date="2026-01-01T00:00:00Z">
         <w:r>
           <w:t xml:space="preserve">such as the</w:t>
         </w:r>
       </w:ins>
-      <w:ins w:id="28" w:author="PR Preview" w:date="2026-01-01T00:00:00Z">
+      <w:ins w:id="32" w:author="PR Preview" w:date="2026-01-01T00:00:00Z">
         <w:r>
           <w:t xml:space="preserve"> </w:t>
         </w:r>
@@ -1799,17 +1824,17 @@
           <m:t>θ</m:t>
         </m:r>
       </m:oMath>
-      <w:ins w:id="29" w:author="PR Preview" w:date="2026-01-01T00:00:00Z">
-        <w:r>
-          <w:t xml:space="preserve"> </w:t>
-        </w:r>
-      </w:ins>
-      <w:ins w:id="30" w:author="PR Preview" w:date="2026-01-01T00:00:00Z">
+      <w:ins w:id="33" w:author="PR Preview" w:date="2026-01-01T00:00:00Z">
+        <w:r>
+          <w:t xml:space="preserve"> </w:t>
+        </w:r>
+      </w:ins>
+      <w:ins w:id="34" w:author="PR Preview" w:date="2026-01-01T00:00:00Z">
         <w:r>
           <w:t xml:space="preserve">in</w:t>
         </w:r>
       </w:ins>
-      <w:ins w:id="31" w:author="PR Preview" w:date="2026-01-01T00:00:00Z">
+      <w:ins w:id="35" w:author="PR Preview" w:date="2026-01-01T00:00:00Z">
         <w:r>
           <w:t xml:space="preserve"> </w:t>
         </w:r>
@@ -1828,7 +1853,7 @@
           </m:sub>
         </m:sSub>
       </m:oMath>
-      <w:ins w:id="32" w:author="PR Preview" w:date="2026-01-01T00:00:00Z">
+      <w:ins w:id="36" w:author="PR Preview" w:date="2026-01-01T00:00:00Z">
         <w:r>
           <w:t xml:space="preserve">.</w:t>
         </w:r>
@@ -1842,22 +1867,22 @@
           <w:numId w:val="1001"/>
         </w:numPr>
       </w:pPr>
-      <w:ins w:id="33" w:author="PR Preview" w:date="2026-01-01T00:00:00Z">
+      <w:ins w:id="37" w:author="PR Preview" w:date="2026-01-01T00:00:00Z">
         <w:r>
           <w:t xml:space="preserve">Parentheses hold the input a function is evaluated at,</w:t>
         </w:r>
       </w:ins>
-      <w:ins w:id="34" w:author="PR Preview" w:date="2026-01-01T00:00:00Z">
-        <w:r>
-          <w:t xml:space="preserve"> </w:t>
-        </w:r>
-      </w:ins>
-      <w:ins w:id="35" w:author="PR Preview" w:date="2026-01-01T00:00:00Z">
+      <w:ins w:id="38" w:author="PR Preview" w:date="2026-01-01T00:00:00Z">
+        <w:r>
+          <w:t xml:space="preserve"> </w:t>
+        </w:r>
+      </w:ins>
+      <w:ins w:id="39" w:author="PR Preview" w:date="2026-01-01T00:00:00Z">
         <w:r>
           <w:t xml:space="preserve">as in</w:t>
         </w:r>
       </w:ins>
-      <w:ins w:id="36" w:author="PR Preview" w:date="2026-01-01T00:00:00Z">
+      <w:ins w:id="40" w:author="PR Preview" w:date="2026-01-01T00:00:00Z">
         <w:r>
           <w:t xml:space="preserve"> </w:t>
         </w:r>
@@ -1882,7 +1907,7 @@
           <m:t>)</m:t>
         </m:r>
       </m:oMath>
-      <w:ins w:id="37" w:author="PR Preview" w:date="2026-01-01T00:00:00Z">
+      <w:ins w:id="41" w:author="PR Preview" w:date="2026-01-01T00:00:00Z">
         <w:r>
           <w:t xml:space="preserve">.</w:t>
         </w:r>
@@ -1892,12 +1917,12 @@
       <w:pPr>
         <w:pStyle w:val="FirstParagraph"/>
       </w:pPr>
-      <w:ins w:id="38" w:author="PR Preview" w:date="2026-01-01T00:00:00Z">
+      <w:ins w:id="42" w:author="PR Preview" w:date="2026-01-01T00:00:00Z">
         <w:r>
           <w:t xml:space="preserve">Under these rules,</w:t>
         </w:r>
       </w:ins>
-      <w:ins w:id="39" w:author="PR Preview" w:date="2026-01-01T00:00:00Z">
+      <w:ins w:id="43" w:author="PR Preview" w:date="2026-01-01T00:00:00Z">
         <w:r>
           <w:t xml:space="preserve"> </w:t>
         </w:r>
@@ -1931,27 +1956,27 @@
           <m:t>)</m:t>
         </m:r>
       </m:oMath>
-      <w:ins w:id="40" w:author="PR Preview" w:date="2026-01-01T00:00:00Z">
-        <w:r>
-          <w:t xml:space="preserve"> </w:t>
-        </w:r>
-      </w:ins>
-      <w:ins w:id="41" w:author="PR Preview" w:date="2026-01-01T00:00:00Z">
+      <w:ins w:id="44" w:author="PR Preview" w:date="2026-01-01T00:00:00Z">
+        <w:r>
+          <w:t xml:space="preserve"> </w:t>
+        </w:r>
+      </w:ins>
+      <w:ins w:id="45" w:author="PR Preview" w:date="2026-01-01T00:00:00Z">
         <w:r>
           <w:t xml:space="preserve">reads</w:t>
         </w:r>
       </w:ins>
-      <w:ins w:id="42" w:author="PR Preview" w:date="2026-01-01T00:00:00Z">
-        <w:r>
-          <w:t xml:space="preserve"> </w:t>
-        </w:r>
-      </w:ins>
-      <w:ins w:id="43" w:author="PR Preview" w:date="2026-01-01T00:00:00Z">
+      <w:ins w:id="46" w:author="PR Preview" w:date="2026-01-01T00:00:00Z">
+        <w:r>
+          <w:t xml:space="preserve"> </w:t>
+        </w:r>
+      </w:ins>
+      <w:ins w:id="47" w:author="PR Preview" w:date="2026-01-01T00:00:00Z">
         <w:r>
           <w:t xml:space="preserve">“the member of the family labeled</w:t>
         </w:r>
       </w:ins>
-      <w:ins w:id="44" w:author="PR Preview" w:date="2026-01-01T00:00:00Z">
+      <w:ins w:id="48" w:author="PR Preview" w:date="2026-01-01T00:00:00Z">
         <w:r>
           <w:t xml:space="preserve"> </w:t>
         </w:r>
@@ -1961,12 +1986,12 @@
           <m:t>θ</m:t>
         </m:r>
       </m:oMath>
-      <w:ins w:id="45" w:author="PR Preview" w:date="2026-01-01T00:00:00Z">
+      <w:ins w:id="49" w:author="PR Preview" w:date="2026-01-01T00:00:00Z">
         <w:r>
           <w:t xml:space="preserve">, evaluated at</w:t>
         </w:r>
       </w:ins>
-      <w:ins w:id="46" w:author="PR Preview" w:date="2026-01-01T00:00:00Z">
+      <w:ins w:id="50" w:author="PR Preview" w:date="2026-01-01T00:00:00Z">
         <w:r>
           <w:t xml:space="preserve"> </w:t>
         </w:r>
@@ -1976,48 +2001,48 @@
           <m:t>x</m:t>
         </m:r>
       </m:oMath>
-      <w:ins w:id="47" w:author="PR Preview" w:date="2026-01-01T00:00:00Z">
+      <w:ins w:id="51" w:author="PR Preview" w:date="2026-01-01T00:00:00Z">
         <w:r>
           <w:t xml:space="preserve">”</w:t>
         </w:r>
       </w:ins>
-      <w:ins w:id="48" w:author="PR Preview" w:date="2026-01-01T00:00:00Z">
+      <w:ins w:id="52" w:author="PR Preview" w:date="2026-01-01T00:00:00Z">
         <w:r>
           <w:t xml:space="preserve">.</w:t>
         </w:r>
       </w:ins>
-      <w:ins w:id="49" w:author="PR Preview" w:date="2026-01-01T00:00:00Z">
-        <w:r>
-          <w:t xml:space="preserve"> </w:t>
-        </w:r>
-      </w:ins>
-      <w:ins w:id="50" w:author="PR Preview" w:date="2026-01-01T00:00:00Z">
+      <w:ins w:id="53" w:author="PR Preview" w:date="2026-01-01T00:00:00Z">
+        <w:r>
+          <w:t xml:space="preserve"> </w:t>
+        </w:r>
+      </w:ins>
+      <w:ins w:id="54" w:author="PR Preview" w:date="2026-01-01T00:00:00Z">
         <w:r>
           <w:t xml:space="preserve">Nothing forces this split.</w:t>
         </w:r>
       </w:ins>
-      <w:ins w:id="51" w:author="PR Preview" w:date="2026-01-01T00:00:00Z">
-        <w:r>
-          <w:t xml:space="preserve"> </w:t>
-        </w:r>
-      </w:ins>
-      <w:ins w:id="52" w:author="PR Preview" w:date="2026-01-01T00:00:00Z">
+      <w:ins w:id="55" w:author="PR Preview" w:date="2026-01-01T00:00:00Z">
+        <w:r>
+          <w:t xml:space="preserve"> </w:t>
+        </w:r>
+      </w:ins>
+      <w:ins w:id="56" w:author="PR Preview" w:date="2026-01-01T00:00:00Z">
         <w:r>
           <w:t xml:space="preserve">It is a convention for keeping a formula readable,</w:t>
         </w:r>
       </w:ins>
-      <w:ins w:id="53" w:author="PR Preview" w:date="2026-01-01T00:00:00Z">
-        <w:r>
-          <w:t xml:space="preserve"> </w:t>
-        </w:r>
-      </w:ins>
-      <w:ins w:id="54" w:author="PR Preview" w:date="2026-01-01T00:00:00Z">
+      <w:ins w:id="57" w:author="PR Preview" w:date="2026-01-01T00:00:00Z">
+        <w:r>
+          <w:t xml:space="preserve"> </w:t>
+        </w:r>
+      </w:ins>
+      <w:ins w:id="58" w:author="PR Preview" w:date="2026-01-01T00:00:00Z">
         <w:r>
           <w:t xml:space="preserve">and you will meet the same objects written the other way around.</w:t>
         </w:r>
       </w:ins>
     </w:p>
-    <w:bookmarkEnd w:id="29"/>
+    <w:bookmarkEnd w:id="30"/>
     <w:tbl>
       <w:tblPr>
         <w:tblStyle w:val="Table"/>
@@ -2031,7 +2056,7 @@
       <w:tr>
         <w:tc>
           <w:tcPr/>
-          <w:bookmarkStart w:id="30" w:name="tbl-subscript-parentheses"/>
+          <w:bookmarkStart w:id="32" w:name="tbl-subscript-parentheses"/>
           <w:p>
             <w:pPr>
               <w:jc w:val="center"/>
@@ -2249,8 +2274,19 @@
                     <w:jc w:val="center"/>
                   </w:pPr>
                   <w:r>
-                    <w:t xml:space="preserve">term of a sequence</w:t>
-                  </w:r>
+                    <w:t xml:space="preserve">term of a</w:t>
+                  </w:r>
+                  <w:r>
+                    <w:t xml:space="preserve"> </w:t>
+                  </w:r>
+                  <w:hyperlink r:id="rId31">
+                    <w:r>
+                      <w:rPr>
+                        <w:rStyle w:val="Hyperlink"/>
+                      </w:rPr>
+                      <w:t xml:space="preserve">sequence</w:t>
+                    </w:r>
+                  </w:hyperlink>
                 </w:p>
               </w:tc>
               <w:tc>
@@ -2944,17 +2980,17 @@
               </w:tc>
             </w:tr>
           </w:tbl>
-          <w:bookmarkEnd w:id="30"/>
+          <w:bookmarkEnd w:id="32"/>
           <w:p/>
         </w:tc>
       </w:tr>
     </w:tbl>
-    <w:bookmarkStart w:id="34" w:name="rem-process-notation"/>
+    <w:bookmarkStart w:id="37" w:name="rem-process-notation"/>
     <w:p>
       <w:pPr>
         <w:pStyle w:val="BodyText"/>
       </w:pPr>
-      <w:ins w:id="55" w:author="PR Preview" w:date="2026-01-01T00:00:00Z">
+      <w:ins w:id="59" w:author="PR Preview" w:date="2026-01-01T00:00:00Z">
         <w:r>
           <w:rPr>
             <w:i/>
@@ -2963,23 +2999,23 @@
           <w:t xml:space="preserve">Remark 2</w:t>
         </w:r>
       </w:ins>
-      <w:ins w:id="56" w:author="PR Preview" w:date="2026-01-01T00:00:00Z">
+      <w:ins w:id="60" w:author="PR Preview" w:date="2026-01-01T00:00:00Z">
         <w:r>
           <w:t xml:space="preserve"> (Subscripts and parentheses for a stochastic process). </w:t>
         </w:r>
       </w:ins>
-      <w:ins w:id="57" w:author="PR Preview" w:date="2026-01-01T00:00:00Z">
+      <w:ins w:id="61" w:author="PR Preview" w:date="2026-01-01T00:00:00Z">
         <w:r>
           <w:t xml:space="preserve">The notation for a</w:t>
         </w:r>
       </w:ins>
-      <w:ins w:id="58" w:author="PR Preview" w:date="2026-01-01T00:00:00Z">
-        <w:r>
-          <w:t xml:space="preserve"> </w:t>
-        </w:r>
-      </w:ins>
-      <w:hyperlink r:id="rId31">
-        <w:ins w:id="59" w:author="PR Preview" w:date="2026-01-01T00:00:00Z">
+      <w:ins w:id="62" w:author="PR Preview" w:date="2026-01-01T00:00:00Z">
+        <w:r>
+          <w:t xml:space="preserve"> </w:t>
+        </w:r>
+      </w:ins>
+      <w:hyperlink r:id="rId33">
+        <w:ins w:id="63" w:author="PR Preview" w:date="2026-01-01T00:00:00Z">
           <w:r>
             <w:rPr>
               <w:rStyle w:val="Hyperlink"/>
@@ -2988,33 +3024,33 @@
           </w:r>
         </w:ins>
       </w:hyperlink>
-      <w:ins w:id="60" w:author="PR Preview" w:date="2026-01-01T00:00:00Z">
-        <w:r>
-          <w:t xml:space="preserve"> </w:t>
-        </w:r>
-      </w:ins>
-      <w:ins w:id="61" w:author="PR Preview" w:date="2026-01-01T00:00:00Z">
+      <w:ins w:id="64" w:author="PR Preview" w:date="2026-01-01T00:00:00Z">
+        <w:r>
+          <w:t xml:space="preserve"> </w:t>
+        </w:r>
+      </w:ins>
+      <w:ins w:id="65" w:author="PR Preview" w:date="2026-01-01T00:00:00Z">
         <w:r>
           <w:t xml:space="preserve">uses both slots at once.</w:t>
         </w:r>
       </w:ins>
-      <w:ins w:id="62" w:author="PR Preview" w:date="2026-01-01T00:00:00Z">
-        <w:r>
-          <w:t xml:space="preserve"> </w:t>
-        </w:r>
-      </w:ins>
-      <w:ins w:id="63" w:author="PR Preview" w:date="2026-01-01T00:00:00Z">
+      <w:ins w:id="66" w:author="PR Preview" w:date="2026-01-01T00:00:00Z">
+        <w:r>
+          <w:t xml:space="preserve"> </w:t>
+        </w:r>
+      </w:ins>
+      <w:ins w:id="67" w:author="PR Preview" w:date="2026-01-01T00:00:00Z">
         <w:r>
           <w:t xml:space="preserve">A stochastic process is an</w:t>
         </w:r>
       </w:ins>
-      <w:ins w:id="64" w:author="PR Preview" w:date="2026-01-01T00:00:00Z">
+      <w:ins w:id="68" w:author="PR Preview" w:date="2026-01-01T00:00:00Z">
         <w:r>
           <w:t xml:space="preserve"> </w:t>
         </w:r>
       </w:ins>
       <w:hyperlink r:id="rId28">
-        <w:ins w:id="65" w:author="PR Preview" w:date="2026-01-01T00:00:00Z">
+        <w:ins w:id="69" w:author="PR Preview" w:date="2026-01-01T00:00:00Z">
           <w:r>
             <w:rPr>
               <w:rStyle w:val="Hyperlink"/>
@@ -3023,23 +3059,23 @@
           </w:r>
         </w:ins>
       </w:hyperlink>
-      <w:ins w:id="66" w:author="PR Preview" w:date="2026-01-01T00:00:00Z">
-        <w:r>
-          <w:t xml:space="preserve"> </w:t>
-        </w:r>
-      </w:ins>
-      <w:ins w:id="67" w:author="PR Preview" w:date="2026-01-01T00:00:00Z">
+      <w:ins w:id="70" w:author="PR Preview" w:date="2026-01-01T00:00:00Z">
+        <w:r>
+          <w:t xml:space="preserve"> </w:t>
+        </w:r>
+      </w:ins>
+      <w:ins w:id="71" w:author="PR Preview" w:date="2026-01-01T00:00:00Z">
         <w:r>
           <w:t xml:space="preserve">of</w:t>
         </w:r>
       </w:ins>
-      <w:ins w:id="68" w:author="PR Preview" w:date="2026-01-01T00:00:00Z">
+      <w:ins w:id="72" w:author="PR Preview" w:date="2026-01-01T00:00:00Z">
         <w:r>
           <w:t xml:space="preserve"> </w:t>
         </w:r>
       </w:ins>
       <w:hyperlink r:id="rId14">
-        <w:ins w:id="69" w:author="PR Preview" w:date="2026-01-01T00:00:00Z">
+        <w:ins w:id="73" w:author="PR Preview" w:date="2026-01-01T00:00:00Z">
           <w:r>
             <w:rPr>
               <w:rStyle w:val="Hyperlink"/>
@@ -3048,7 +3084,7 @@
           </w:r>
         </w:ins>
       </w:hyperlink>
-      <w:ins w:id="70" w:author="PR Preview" w:date="2026-01-01T00:00:00Z">
+      <w:ins w:id="74" w:author="PR Preview" w:date="2026-01-01T00:00:00Z">
         <w:r>
           <w:t xml:space="preserve"> </w:t>
         </w:r>
@@ -3067,22 +3103,22 @@
           </m:sub>
         </m:sSub>
       </m:oMath>
-      <w:ins w:id="71" w:author="PR Preview" w:date="2026-01-01T00:00:00Z">
+      <w:ins w:id="75" w:author="PR Preview" w:date="2026-01-01T00:00:00Z">
         <w:r>
           <w:t xml:space="preserve">,</w:t>
         </w:r>
       </w:ins>
-      <w:ins w:id="72" w:author="PR Preview" w:date="2026-01-01T00:00:00Z">
-        <w:r>
-          <w:t xml:space="preserve"> </w:t>
-        </w:r>
-      </w:ins>
-      <w:ins w:id="73" w:author="PR Preview" w:date="2026-01-01T00:00:00Z">
+      <w:ins w:id="76" w:author="PR Preview" w:date="2026-01-01T00:00:00Z">
+        <w:r>
+          <w:t xml:space="preserve"> </w:t>
+        </w:r>
+      </w:ins>
+      <w:ins w:id="77" w:author="PR Preview" w:date="2026-01-01T00:00:00Z">
         <w:r>
           <w:t xml:space="preserve">one for each index</w:t>
         </w:r>
       </w:ins>
-      <w:ins w:id="74" w:author="PR Preview" w:date="2026-01-01T00:00:00Z">
+      <w:ins w:id="78" w:author="PR Preview" w:date="2026-01-01T00:00:00Z">
         <w:r>
           <w:t xml:space="preserve"> </w:t>
         </w:r>
@@ -3092,23 +3128,23 @@
           <m:t>t</m:t>
         </m:r>
       </m:oMath>
-      <w:ins w:id="75" w:author="PR Preview" w:date="2026-01-01T00:00:00Z">
-        <w:r>
-          <w:t xml:space="preserve"> </w:t>
-        </w:r>
-      </w:ins>
-      <w:ins w:id="76" w:author="PR Preview" w:date="2026-01-01T00:00:00Z">
+      <w:ins w:id="79" w:author="PR Preview" w:date="2026-01-01T00:00:00Z">
+        <w:r>
+          <w:t xml:space="preserve"> </w:t>
+        </w:r>
+      </w:ins>
+      <w:ins w:id="80" w:author="PR Preview" w:date="2026-01-01T00:00:00Z">
         <w:r>
           <w:t xml:space="preserve">in some</w:t>
         </w:r>
       </w:ins>
-      <w:ins w:id="77" w:author="PR Preview" w:date="2026-01-01T00:00:00Z">
-        <w:r>
-          <w:t xml:space="preserve"> </w:t>
-        </w:r>
-      </w:ins>
-      <w:hyperlink r:id="rId32">
-        <w:ins w:id="78" w:author="PR Preview" w:date="2026-01-01T00:00:00Z">
+      <w:ins w:id="81" w:author="PR Preview" w:date="2026-01-01T00:00:00Z">
+        <w:r>
+          <w:t xml:space="preserve"> </w:t>
+        </w:r>
+      </w:ins>
+      <w:hyperlink r:id="rId34">
+        <w:ins w:id="82" w:author="PR Preview" w:date="2026-01-01T00:00:00Z">
           <w:r>
             <w:rPr>
               <w:rStyle w:val="Hyperlink"/>
@@ -3117,32 +3153,32 @@
           </w:r>
         </w:ins>
       </w:hyperlink>
-      <w:ins w:id="79" w:author="PR Preview" w:date="2026-01-01T00:00:00Z">
+      <w:ins w:id="83" w:author="PR Preview" w:date="2026-01-01T00:00:00Z">
         <w:r>
           <w:t xml:space="preserve">, such as time.</w:t>
         </w:r>
       </w:ins>
-      <w:ins w:id="80" w:author="PR Preview" w:date="2026-01-01T00:00:00Z">
-        <w:r>
-          <w:t xml:space="preserve"> </w:t>
-        </w:r>
-      </w:ins>
-      <w:ins w:id="81" w:author="PR Preview" w:date="2026-01-01T00:00:00Z">
+      <w:ins w:id="84" w:author="PR Preview" w:date="2026-01-01T00:00:00Z">
+        <w:r>
+          <w:t xml:space="preserve"> </w:t>
+        </w:r>
+      </w:ins>
+      <w:ins w:id="85" w:author="PR Preview" w:date="2026-01-01T00:00:00Z">
         <w:r>
           <w:t xml:space="preserve">The index goes in the subscript, because it picks a member of the family.</w:t>
         </w:r>
       </w:ins>
-      <w:ins w:id="82" w:author="PR Preview" w:date="2026-01-01T00:00:00Z">
-        <w:r>
-          <w:t xml:space="preserve"> </w:t>
-        </w:r>
-      </w:ins>
-      <w:ins w:id="83" w:author="PR Preview" w:date="2026-01-01T00:00:00Z">
+      <w:ins w:id="86" w:author="PR Preview" w:date="2026-01-01T00:00:00Z">
+        <w:r>
+          <w:t xml:space="preserve"> </w:t>
+        </w:r>
+      </w:ins>
+      <w:ins w:id="87" w:author="PR Preview" w:date="2026-01-01T00:00:00Z">
         <w:r>
           <w:t xml:space="preserve">Each</w:t>
         </w:r>
       </w:ins>
-      <w:ins w:id="84" w:author="PR Preview" w:date="2026-01-01T00:00:00Z">
+      <w:ins w:id="88" w:author="PR Preview" w:date="2026-01-01T00:00:00Z">
         <w:r>
           <w:t xml:space="preserve"> </w:t>
         </w:r>
@@ -3161,17 +3197,57 @@
           </m:sub>
         </m:sSub>
       </m:oMath>
-      <w:ins w:id="85" w:author="PR Preview" w:date="2026-01-01T00:00:00Z">
-        <w:r>
-          <w:t xml:space="preserve"> </w:t>
-        </w:r>
-      </w:ins>
-      <w:ins w:id="86" w:author="PR Preview" w:date="2026-01-01T00:00:00Z">
-        <w:r>
-          <w:t xml:space="preserve">is itself a function of the outcome</w:t>
-        </w:r>
-      </w:ins>
-      <w:ins w:id="87" w:author="PR Preview" w:date="2026-01-01T00:00:00Z">
+      <w:ins w:id="89" w:author="PR Preview" w:date="2026-01-01T00:00:00Z">
+        <w:r>
+          <w:t xml:space="preserve"> </w:t>
+        </w:r>
+      </w:ins>
+      <w:ins w:id="90" w:author="PR Preview" w:date="2026-01-01T00:00:00Z">
+        <w:r>
+          <w:t xml:space="preserve">is itself a</w:t>
+        </w:r>
+      </w:ins>
+      <w:ins w:id="91" w:author="PR Preview" w:date="2026-01-01T00:00:00Z">
+        <w:r>
+          <w:t xml:space="preserve"> </w:t>
+        </w:r>
+      </w:ins>
+      <w:hyperlink r:id="rId29">
+        <w:ins w:id="92" w:author="PR Preview" w:date="2026-01-01T00:00:00Z">
+          <w:r>
+            <w:rPr>
+              <w:rStyle w:val="Hyperlink"/>
+            </w:rPr>
+            <w:t xml:space="preserve">function</w:t>
+          </w:r>
+        </w:ins>
+      </w:hyperlink>
+      <w:ins w:id="93" w:author="PR Preview" w:date="2026-01-01T00:00:00Z">
+        <w:r>
+          <w:t xml:space="preserve"> </w:t>
+        </w:r>
+      </w:ins>
+      <w:ins w:id="94" w:author="PR Preview" w:date="2026-01-01T00:00:00Z">
+        <w:r>
+          <w:t xml:space="preserve">of the</w:t>
+        </w:r>
+      </w:ins>
+      <w:ins w:id="95" w:author="PR Preview" w:date="2026-01-01T00:00:00Z">
+        <w:r>
+          <w:t xml:space="preserve"> </w:t>
+        </w:r>
+      </w:ins>
+      <w:hyperlink r:id="rId35">
+        <w:ins w:id="96" w:author="PR Preview" w:date="2026-01-01T00:00:00Z">
+          <w:r>
+            <w:rPr>
+              <w:rStyle w:val="Hyperlink"/>
+            </w:rPr>
+            <w:t xml:space="preserve">outcome</w:t>
+          </w:r>
+        </w:ins>
+      </w:hyperlink>
+      <w:ins w:id="97" w:author="PR Preview" w:date="2026-01-01T00:00:00Z">
         <w:r>
           <w:t xml:space="preserve"> </w:t>
         </w:r>
@@ -3181,33 +3257,53 @@
           <m:t>ω</m:t>
         </m:r>
       </m:oMath>
-      <w:ins w:id="88" w:author="PR Preview" w:date="2026-01-01T00:00:00Z">
-        <w:r>
-          <w:t xml:space="preserve"> </w:t>
-        </w:r>
-      </w:ins>
-      <w:ins w:id="89" w:author="PR Preview" w:date="2026-01-01T00:00:00Z">
-        <w:r>
-          <w:t xml:space="preserve">of a random experiment,</w:t>
-        </w:r>
-      </w:ins>
-      <w:ins w:id="90" w:author="PR Preview" w:date="2026-01-01T00:00:00Z">
-        <w:r>
-          <w:t xml:space="preserve"> </w:t>
-        </w:r>
-      </w:ins>
-      <w:ins w:id="91" w:author="PR Preview" w:date="2026-01-01T00:00:00Z">
+      <w:ins w:id="98" w:author="PR Preview" w:date="2026-01-01T00:00:00Z">
+        <w:r>
+          <w:t xml:space="preserve"> </w:t>
+        </w:r>
+      </w:ins>
+      <w:ins w:id="99" w:author="PR Preview" w:date="2026-01-01T00:00:00Z">
+        <w:r>
+          <w:t xml:space="preserve">of a</w:t>
+        </w:r>
+      </w:ins>
+      <w:ins w:id="100" w:author="PR Preview" w:date="2026-01-01T00:00:00Z">
+        <w:r>
+          <w:t xml:space="preserve"> </w:t>
+        </w:r>
+      </w:ins>
+      <w:hyperlink r:id="rId35">
+        <w:ins w:id="101" w:author="PR Preview" w:date="2026-01-01T00:00:00Z">
+          <w:r>
+            <w:rPr>
+              <w:rStyle w:val="Hyperlink"/>
+            </w:rPr>
+            <w:t xml:space="preserve">random experiment</w:t>
+          </w:r>
+        </w:ins>
+      </w:hyperlink>
+      <w:ins w:id="102" w:author="PR Preview" w:date="2026-01-01T00:00:00Z">
+        <w:r>
+          <w:t xml:space="preserve">,</w:t>
+        </w:r>
+      </w:ins>
+      <w:ins w:id="103" w:author="PR Preview" w:date="2026-01-01T00:00:00Z">
+        <w:r>
+          <w:t xml:space="preserve"> </w:t>
+        </w:r>
+      </w:ins>
+      <w:ins w:id="104" w:author="PR Preview" w:date="2026-01-01T00:00:00Z">
         <w:r>
           <w:t xml:space="preserve">that is, an element of the</w:t>
         </w:r>
       </w:ins>
-      <w:ins w:id="92" w:author="PR Preview" w:date="2026-01-01T00:00:00Z">
-        <w:r>
-          <w:t xml:space="preserve"> </w:t>
-        </w:r>
-      </w:ins>
-      <w:hyperlink r:id="rId33">
-        <w:ins w:id="93" w:author="PR Preview" w:date="2026-01-01T00:00:00Z">
+      <w:ins w:id="105" w:author="PR Preview" w:date="2026-01-01T00:00:00Z">
+        <w:r>
+          <w:t xml:space="preserve"> </w:t>
+        </w:r>
+      </w:ins>
+      <w:hyperlink r:id="rId36">
+        <w:ins w:id="106" w:author="PR Preview" w:date="2026-01-01T00:00:00Z">
           <w:r>
             <w:rPr>
               <w:rStyle w:val="Hyperlink"/>
@@ -3216,22 +3312,22 @@
           </w:r>
         </w:ins>
       </w:hyperlink>
-      <w:ins w:id="94" w:author="PR Preview" w:date="2026-01-01T00:00:00Z">
+      <w:ins w:id="107" w:author="PR Preview" w:date="2026-01-01T00:00:00Z">
         <w:r>
           <w:t xml:space="preserve">,</w:t>
         </w:r>
       </w:ins>
-      <w:ins w:id="95" w:author="PR Preview" w:date="2026-01-01T00:00:00Z">
-        <w:r>
-          <w:t xml:space="preserve"> </w:t>
-        </w:r>
-      </w:ins>
-      <w:ins w:id="96" w:author="PR Preview" w:date="2026-01-01T00:00:00Z">
+      <w:ins w:id="108" w:author="PR Preview" w:date="2026-01-01T00:00:00Z">
+        <w:r>
+          <w:t xml:space="preserve"> </w:t>
+        </w:r>
+      </w:ins>
+      <w:ins w:id="109" w:author="PR Preview" w:date="2026-01-01T00:00:00Z">
         <w:r>
           <w:t xml:space="preserve">so the outcome goes in the parentheses:</w:t>
         </w:r>
       </w:ins>
-      <w:ins w:id="97" w:author="PR Preview" w:date="2026-01-01T00:00:00Z">
+      <w:ins w:id="110" w:author="PR Preview" w:date="2026-01-01T00:00:00Z">
         <w:r>
           <w:t xml:space="preserve"> </w:t>
         </w:r>
@@ -3265,22 +3361,22 @@
           <m:t>)</m:t>
         </m:r>
       </m:oMath>
-      <w:ins w:id="98" w:author="PR Preview" w:date="2026-01-01T00:00:00Z">
+      <w:ins w:id="111" w:author="PR Preview" w:date="2026-01-01T00:00:00Z">
         <w:r>
           <w:t xml:space="preserve">.</w:t>
         </w:r>
       </w:ins>
-      <w:ins w:id="99" w:author="PR Preview" w:date="2026-01-01T00:00:00Z">
-        <w:r>
-          <w:t xml:space="preserve"> </w:t>
-        </w:r>
-      </w:ins>
-      <w:ins w:id="100" w:author="PR Preview" w:date="2026-01-01T00:00:00Z">
+      <w:ins w:id="112" w:author="PR Preview" w:date="2026-01-01T00:00:00Z">
+        <w:r>
+          <w:t xml:space="preserve"> </w:t>
+        </w:r>
+      </w:ins>
+      <w:ins w:id="113" w:author="PR Preview" w:date="2026-01-01T00:00:00Z">
         <w:r>
           <w:t xml:space="preserve">Fixing</w:t>
         </w:r>
       </w:ins>
-      <w:ins w:id="101" w:author="PR Preview" w:date="2026-01-01T00:00:00Z">
+      <w:ins w:id="114" w:author="PR Preview" w:date="2026-01-01T00:00:00Z">
         <w:r>
           <w:t xml:space="preserve"> </w:t>
         </w:r>
@@ -3290,17 +3386,17 @@
           <m:t>ω</m:t>
         </m:r>
       </m:oMath>
-      <w:ins w:id="102" w:author="PR Preview" w:date="2026-01-01T00:00:00Z">
-        <w:r>
-          <w:t xml:space="preserve"> </w:t>
-        </w:r>
-      </w:ins>
-      <w:ins w:id="103" w:author="PR Preview" w:date="2026-01-01T00:00:00Z">
+      <w:ins w:id="115" w:author="PR Preview" w:date="2026-01-01T00:00:00Z">
+        <w:r>
+          <w:t xml:space="preserve"> </w:t>
+        </w:r>
+      </w:ins>
+      <w:ins w:id="116" w:author="PR Preview" w:date="2026-01-01T00:00:00Z">
         <w:r>
           <w:t xml:space="preserve">and letting</w:t>
         </w:r>
       </w:ins>
-      <w:ins w:id="104" w:author="PR Preview" w:date="2026-01-01T00:00:00Z">
+      <w:ins w:id="117" w:author="PR Preview" w:date="2026-01-01T00:00:00Z">
         <w:r>
           <w:t xml:space="preserve"> </w:t>
         </w:r>
@@ -3310,27 +3406,27 @@
           <m:t>t</m:t>
         </m:r>
       </m:oMath>
-      <w:ins w:id="105" w:author="PR Preview" w:date="2026-01-01T00:00:00Z">
-        <w:r>
-          <w:t xml:space="preserve"> </w:t>
-        </w:r>
-      </w:ins>
-      <w:ins w:id="106" w:author="PR Preview" w:date="2026-01-01T00:00:00Z">
+      <w:ins w:id="118" w:author="PR Preview" w:date="2026-01-01T00:00:00Z">
+        <w:r>
+          <w:t xml:space="preserve"> </w:t>
+        </w:r>
+      </w:ins>
+      <w:ins w:id="119" w:author="PR Preview" w:date="2026-01-01T00:00:00Z">
         <w:r>
           <w:t xml:space="preserve">vary traces out one path of the process.</w:t>
         </w:r>
       </w:ins>
-      <w:ins w:id="107" w:author="PR Preview" w:date="2026-01-01T00:00:00Z">
-        <w:r>
-          <w:t xml:space="preserve"> </w:t>
-        </w:r>
-      </w:ins>
-      <w:ins w:id="108" w:author="PR Preview" w:date="2026-01-01T00:00:00Z">
+      <w:ins w:id="120" w:author="PR Preview" w:date="2026-01-01T00:00:00Z">
+        <w:r>
+          <w:t xml:space="preserve"> </w:t>
+        </w:r>
+      </w:ins>
+      <w:ins w:id="121" w:author="PR Preview" w:date="2026-01-01T00:00:00Z">
         <w:r>
           <w:t xml:space="preserve">Many sources drop</w:t>
         </w:r>
       </w:ins>
-      <w:ins w:id="109" w:author="PR Preview" w:date="2026-01-01T00:00:00Z">
+      <w:ins w:id="122" w:author="PR Preview" w:date="2026-01-01T00:00:00Z">
         <w:r>
           <w:t xml:space="preserve"> </w:t>
         </w:r>
@@ -3340,17 +3436,17 @@
           <m:t>ω</m:t>
         </m:r>
       </m:oMath>
-      <w:ins w:id="110" w:author="PR Preview" w:date="2026-01-01T00:00:00Z">
-        <w:r>
-          <w:t xml:space="preserve"> </w:t>
-        </w:r>
-      </w:ins>
-      <w:ins w:id="111" w:author="PR Preview" w:date="2026-01-01T00:00:00Z">
+      <w:ins w:id="123" w:author="PR Preview" w:date="2026-01-01T00:00:00Z">
+        <w:r>
+          <w:t xml:space="preserve"> </w:t>
+        </w:r>
+      </w:ins>
+      <w:ins w:id="124" w:author="PR Preview" w:date="2026-01-01T00:00:00Z">
         <w:r>
           <w:t xml:space="preserve">and write</w:t>
         </w:r>
       </w:ins>
-      <w:ins w:id="112" w:author="PR Preview" w:date="2026-01-01T00:00:00Z">
+      <w:ins w:id="125" w:author="PR Preview" w:date="2026-01-01T00:00:00Z">
         <w:r>
           <w:t xml:space="preserve"> </w:t>
         </w:r>
@@ -3369,12 +3465,12 @@
           </m:sub>
         </m:sSub>
       </m:oMath>
-      <w:ins w:id="113" w:author="PR Preview" w:date="2026-01-01T00:00:00Z">
+      <w:ins w:id="126" w:author="PR Preview" w:date="2026-01-01T00:00:00Z">
         <w:r>
           <w:t xml:space="preserve">, or write</w:t>
         </w:r>
       </w:ins>
-      <w:ins w:id="114" w:author="PR Preview" w:date="2026-01-01T00:00:00Z">
+      <w:ins w:id="127" w:author="PR Preview" w:date="2026-01-01T00:00:00Z">
         <w:r>
           <w:t xml:space="preserve"> </w:t>
         </w:r>
@@ -3399,17 +3495,17 @@
           <m:t>)</m:t>
         </m:r>
       </m:oMath>
-      <w:ins w:id="115" w:author="PR Preview" w:date="2026-01-01T00:00:00Z">
-        <w:r>
-          <w:t xml:space="preserve"> </w:t>
-        </w:r>
-      </w:ins>
-      <w:ins w:id="116" w:author="PR Preview" w:date="2026-01-01T00:00:00Z">
+      <w:ins w:id="128" w:author="PR Preview" w:date="2026-01-01T00:00:00Z">
+        <w:r>
+          <w:t xml:space="preserve"> </w:t>
+        </w:r>
+      </w:ins>
+      <w:ins w:id="129" w:author="PR Preview" w:date="2026-01-01T00:00:00Z">
         <w:r>
           <w:t xml:space="preserve">when</w:t>
         </w:r>
       </w:ins>
-      <w:ins w:id="117" w:author="PR Preview" w:date="2026-01-01T00:00:00Z">
+      <w:ins w:id="130" w:author="PR Preview" w:date="2026-01-01T00:00:00Z">
         <w:r>
           <w:t xml:space="preserve"> </w:t>
         </w:r>
@@ -3419,24 +3515,24 @@
           <m:t>t</m:t>
         </m:r>
       </m:oMath>
-      <w:ins w:id="118" w:author="PR Preview" w:date="2026-01-01T00:00:00Z">
-        <w:r>
-          <w:t xml:space="preserve"> </w:t>
-        </w:r>
-      </w:ins>
-      <w:ins w:id="119" w:author="PR Preview" w:date="2026-01-01T00:00:00Z">
+      <w:ins w:id="131" w:author="PR Preview" w:date="2026-01-01T00:00:00Z">
+        <w:r>
+          <w:t xml:space="preserve"> </w:t>
+        </w:r>
+      </w:ins>
+      <w:ins w:id="132" w:author="PR Preview" w:date="2026-01-01T00:00:00Z">
         <w:r>
           <w:t xml:space="preserve">is continuous.</w:t>
         </w:r>
       </w:ins>
     </w:p>
-    <w:bookmarkEnd w:id="34"/>
-    <w:bookmarkStart w:id="35" w:name="exm-process-notation"/>
+    <w:bookmarkEnd w:id="37"/>
+    <w:bookmarkStart w:id="38" w:name="exm-process-notation"/>
     <w:p>
       <w:pPr>
         <w:pStyle w:val="BodyText"/>
       </w:pPr>
-      <w:ins w:id="120" w:author="PR Preview" w:date="2026-01-01T00:00:00Z">
+      <w:ins w:id="133" w:author="PR Preview" w:date="2026-01-01T00:00:00Z">
         <w:r>
           <w:rPr>
             <w:b/>
@@ -3445,7 +3541,7 @@
           <w:t xml:space="preserve">Example 1 (Reading</w:t>
         </w:r>
       </w:ins>
-      <w:ins w:id="121" w:author="PR Preview" w:date="2026-01-01T00:00:00Z">
+      <w:ins w:id="134" w:author="PR Preview" w:date="2026-01-01T00:00:00Z">
         <w:r>
           <w:rPr>
             <w:b/>
@@ -3483,7 +3579,7 @@
           <m:t>)</m:t>
         </m:r>
       </m:oMath>
-      <w:ins w:id="122" w:author="PR Preview" w:date="2026-01-01T00:00:00Z">
+      <w:ins w:id="135" w:author="PR Preview" w:date="2026-01-01T00:00:00Z">
         <w:r>
           <w:rPr>
             <w:b/>
@@ -3492,17 +3588,17 @@
           <w:t xml:space="preserve">)</w:t>
         </w:r>
       </w:ins>
-      <w:ins w:id="123" w:author="PR Preview" w:date="2026-01-01T00:00:00Z">
-        <w:r>
-          <w:t xml:space="preserve"> </w:t>
-        </w:r>
-      </w:ins>
-      <w:ins w:id="124" w:author="PR Preview" w:date="2026-01-01T00:00:00Z">
+      <w:ins w:id="136" w:author="PR Preview" w:date="2026-01-01T00:00:00Z">
+        <w:r>
+          <w:t xml:space="preserve"> </w:t>
+        </w:r>
+      </w:ins>
+      <w:ins w:id="137" w:author="PR Preview" w:date="2026-01-01T00:00:00Z">
         <w:r>
           <w:t xml:space="preserve">Let</w:t>
         </w:r>
       </w:ins>
-      <w:ins w:id="125" w:author="PR Preview" w:date="2026-01-01T00:00:00Z">
+      <w:ins w:id="138" w:author="PR Preview" w:date="2026-01-01T00:00:00Z">
         <w:r>
           <w:t xml:space="preserve"> </w:t>
         </w:r>
@@ -3521,17 +3617,17 @@
           </m:sub>
         </m:sSub>
       </m:oMath>
-      <w:ins w:id="126" w:author="PR Preview" w:date="2026-01-01T00:00:00Z">
-        <w:r>
-          <w:t xml:space="preserve"> </w:t>
-        </w:r>
-      </w:ins>
-      <w:ins w:id="127" w:author="PR Preview" w:date="2026-01-01T00:00:00Z">
+      <w:ins w:id="139" w:author="PR Preview" w:date="2026-01-01T00:00:00Z">
+        <w:r>
+          <w:t xml:space="preserve"> </w:t>
+        </w:r>
+      </w:ins>
+      <w:ins w:id="140" w:author="PR Preview" w:date="2026-01-01T00:00:00Z">
         <w:r>
           <w:t xml:space="preserve">be the position of a particle at time</w:t>
         </w:r>
       </w:ins>
-      <w:ins w:id="128" w:author="PR Preview" w:date="2026-01-01T00:00:00Z">
+      <w:ins w:id="141" w:author="PR Preview" w:date="2026-01-01T00:00:00Z">
         <w:r>
           <w:t xml:space="preserve"> </w:t>
         </w:r>
@@ -3550,22 +3646,22 @@
           <m:t>0</m:t>
         </m:r>
       </m:oMath>
-      <w:ins w:id="129" w:author="PR Preview" w:date="2026-01-01T00:00:00Z">
+      <w:ins w:id="142" w:author="PR Preview" w:date="2026-01-01T00:00:00Z">
         <w:r>
           <w:t xml:space="preserve">.</w:t>
         </w:r>
       </w:ins>
-      <w:ins w:id="130" w:author="PR Preview" w:date="2026-01-01T00:00:00Z">
-        <w:r>
-          <w:t xml:space="preserve"> </w:t>
-        </w:r>
-      </w:ins>
-      <w:ins w:id="131" w:author="PR Preview" w:date="2026-01-01T00:00:00Z">
+      <w:ins w:id="143" w:author="PR Preview" w:date="2026-01-01T00:00:00Z">
+        <w:r>
+          <w:t xml:space="preserve"> </w:t>
+        </w:r>
+      </w:ins>
+      <w:ins w:id="144" w:author="PR Preview" w:date="2026-01-01T00:00:00Z">
         <w:r>
           <w:t xml:space="preserve">Then</w:t>
         </w:r>
       </w:ins>
-      <w:ins w:id="132" w:author="PR Preview" w:date="2026-01-01T00:00:00Z">
+      <w:ins w:id="145" w:author="PR Preview" w:date="2026-01-01T00:00:00Z">
         <w:r>
           <w:t xml:space="preserve"> </w:t>
         </w:r>
@@ -3584,27 +3680,27 @@
           </m:sub>
         </m:sSub>
       </m:oMath>
-      <w:ins w:id="133" w:author="PR Preview" w:date="2026-01-01T00:00:00Z">
-        <w:r>
-          <w:t xml:space="preserve"> </w:t>
-        </w:r>
-      </w:ins>
-      <w:ins w:id="134" w:author="PR Preview" w:date="2026-01-01T00:00:00Z">
+      <w:ins w:id="146" w:author="PR Preview" w:date="2026-01-01T00:00:00Z">
+        <w:r>
+          <w:t xml:space="preserve"> </w:t>
+        </w:r>
+      </w:ins>
+      <w:ins w:id="147" w:author="PR Preview" w:date="2026-01-01T00:00:00Z">
         <w:r>
           <w:t xml:space="preserve">is the random position at time 3,</w:t>
         </w:r>
       </w:ins>
-      <w:ins w:id="135" w:author="PR Preview" w:date="2026-01-01T00:00:00Z">
-        <w:r>
-          <w:t xml:space="preserve"> </w:t>
-        </w:r>
-      </w:ins>
-      <w:ins w:id="136" w:author="PR Preview" w:date="2026-01-01T00:00:00Z">
+      <w:ins w:id="148" w:author="PR Preview" w:date="2026-01-01T00:00:00Z">
+        <w:r>
+          <w:t xml:space="preserve"> </w:t>
+        </w:r>
+      </w:ins>
+      <w:ins w:id="149" w:author="PR Preview" w:date="2026-01-01T00:00:00Z">
         <w:r>
           <w:t xml:space="preserve">and</w:t>
         </w:r>
       </w:ins>
-      <w:ins w:id="137" w:author="PR Preview" w:date="2026-01-01T00:00:00Z">
+      <w:ins w:id="150" w:author="PR Preview" w:date="2026-01-01T00:00:00Z">
         <w:r>
           <w:t xml:space="preserve"> </w:t>
         </w:r>
@@ -3638,17 +3734,42 @@
           <m:t>)</m:t>
         </m:r>
       </m:oMath>
-      <w:ins w:id="138" w:author="PR Preview" w:date="2026-01-01T00:00:00Z">
-        <w:r>
-          <w:t xml:space="preserve"> </w:t>
-        </w:r>
-      </w:ins>
-      <w:ins w:id="139" w:author="PR Preview" w:date="2026-01-01T00:00:00Z">
-        <w:r>
-          <w:t xml:space="preserve">is its value when the experiment’s outcome is</w:t>
-        </w:r>
-      </w:ins>
-      <w:ins w:id="140" w:author="PR Preview" w:date="2026-01-01T00:00:00Z">
+      <w:ins w:id="151" w:author="PR Preview" w:date="2026-01-01T00:00:00Z">
+        <w:r>
+          <w:t xml:space="preserve"> </w:t>
+        </w:r>
+      </w:ins>
+      <w:ins w:id="152" w:author="PR Preview" w:date="2026-01-01T00:00:00Z">
+        <w:r>
+          <w:t xml:space="preserve">is its value when the experiment’s</w:t>
+        </w:r>
+      </w:ins>
+      <w:ins w:id="153" w:author="PR Preview" w:date="2026-01-01T00:00:00Z">
+        <w:r>
+          <w:t xml:space="preserve"> </w:t>
+        </w:r>
+      </w:ins>
+      <w:hyperlink r:id="rId35">
+        <w:ins w:id="154" w:author="PR Preview" w:date="2026-01-01T00:00:00Z">
+          <w:r>
+            <w:rPr>
+              <w:rStyle w:val="Hyperlink"/>
+            </w:rPr>
+            <w:t xml:space="preserve">outcome</w:t>
+          </w:r>
+        </w:ins>
+      </w:hyperlink>
+      <w:ins w:id="155" w:author="PR Preview" w:date="2026-01-01T00:00:00Z">
+        <w:r>
+          <w:t xml:space="preserve"> </w:t>
+        </w:r>
+      </w:ins>
+      <w:ins w:id="156" w:author="PR Preview" w:date="2026-01-01T00:00:00Z">
+        <w:r>
+          <w:t xml:space="preserve">is</w:t>
+        </w:r>
+      </w:ins>
+      <w:ins w:id="157" w:author="PR Preview" w:date="2026-01-01T00:00:00Z">
         <w:r>
           <w:t xml:space="preserve"> </w:t>
         </w:r>
@@ -3658,22 +3779,22 @@
           <m:t>ω</m:t>
         </m:r>
       </m:oMath>
-      <w:ins w:id="141" w:author="PR Preview" w:date="2026-01-01T00:00:00Z">
+      <w:ins w:id="158" w:author="PR Preview" w:date="2026-01-01T00:00:00Z">
         <w:r>
           <w:t xml:space="preserve">.</w:t>
         </w:r>
       </w:ins>
-      <w:ins w:id="142" w:author="PR Preview" w:date="2026-01-01T00:00:00Z">
-        <w:r>
-          <w:t xml:space="preserve"> </w:t>
-        </w:r>
-      </w:ins>
-      <w:ins w:id="143" w:author="PR Preview" w:date="2026-01-01T00:00:00Z">
+      <w:ins w:id="159" w:author="PR Preview" w:date="2026-01-01T00:00:00Z">
+        <w:r>
+          <w:t xml:space="preserve"> </w:t>
+        </w:r>
+      </w:ins>
+      <w:ins w:id="160" w:author="PR Preview" w:date="2026-01-01T00:00:00Z">
         <w:r>
           <w:t xml:space="preserve">Holding</w:t>
         </w:r>
       </w:ins>
-      <w:ins w:id="144" w:author="PR Preview" w:date="2026-01-01T00:00:00Z">
+      <w:ins w:id="161" w:author="PR Preview" w:date="2026-01-01T00:00:00Z">
         <w:r>
           <w:t xml:space="preserve"> </w:t>
         </w:r>
@@ -3683,17 +3804,17 @@
           <m:t>ω</m:t>
         </m:r>
       </m:oMath>
-      <w:ins w:id="145" w:author="PR Preview" w:date="2026-01-01T00:00:00Z">
-        <w:r>
-          <w:t xml:space="preserve"> </w:t>
-        </w:r>
-      </w:ins>
-      <w:ins w:id="146" w:author="PR Preview" w:date="2026-01-01T00:00:00Z">
+      <w:ins w:id="162" w:author="PR Preview" w:date="2026-01-01T00:00:00Z">
+        <w:r>
+          <w:t xml:space="preserve"> </w:t>
+        </w:r>
+      </w:ins>
+      <w:ins w:id="163" w:author="PR Preview" w:date="2026-01-01T00:00:00Z">
         <w:r>
           <w:t xml:space="preserve">fixed and letting</w:t>
         </w:r>
       </w:ins>
-      <w:ins w:id="147" w:author="PR Preview" w:date="2026-01-01T00:00:00Z">
+      <w:ins w:id="164" w:author="PR Preview" w:date="2026-01-01T00:00:00Z">
         <w:r>
           <w:t xml:space="preserve"> </w:t>
         </w:r>
@@ -3703,27 +3824,27 @@
           <m:t>t</m:t>
         </m:r>
       </m:oMath>
-      <w:ins w:id="148" w:author="PR Preview" w:date="2026-01-01T00:00:00Z">
-        <w:r>
-          <w:t xml:space="preserve"> </w:t>
-        </w:r>
-      </w:ins>
-      <w:ins w:id="149" w:author="PR Preview" w:date="2026-01-01T00:00:00Z">
+      <w:ins w:id="165" w:author="PR Preview" w:date="2026-01-01T00:00:00Z">
+        <w:r>
+          <w:t xml:space="preserve"> </w:t>
+        </w:r>
+      </w:ins>
+      <w:ins w:id="166" w:author="PR Preview" w:date="2026-01-01T00:00:00Z">
         <w:r>
           <w:t xml:space="preserve">vary gives the particle’s whole path for that outcome.</w:t>
         </w:r>
       </w:ins>
-      <w:ins w:id="150" w:author="PR Preview" w:date="2026-01-01T00:00:00Z">
-        <w:r>
-          <w:t xml:space="preserve"> </w:t>
-        </w:r>
-      </w:ins>
-      <w:ins w:id="151" w:author="PR Preview" w:date="2026-01-01T00:00:00Z">
+      <w:ins w:id="167" w:author="PR Preview" w:date="2026-01-01T00:00:00Z">
+        <w:r>
+          <w:t xml:space="preserve"> </w:t>
+        </w:r>
+      </w:ins>
+      <w:ins w:id="168" w:author="PR Preview" w:date="2026-01-01T00:00:00Z">
         <w:r>
           <w:t xml:space="preserve">A source that writes</w:t>
         </w:r>
       </w:ins>
-      <w:ins w:id="152" w:author="PR Preview" w:date="2026-01-01T00:00:00Z">
+      <w:ins w:id="169" w:author="PR Preview" w:date="2026-01-01T00:00:00Z">
         <w:r>
           <w:t xml:space="preserve"> </w:t>
         </w:r>
@@ -3757,34 +3878,34 @@
           <m:t>)</m:t>
         </m:r>
       </m:oMath>
-      <w:ins w:id="153" w:author="PR Preview" w:date="2026-01-01T00:00:00Z">
-        <w:r>
-          <w:t xml:space="preserve"> </w:t>
-        </w:r>
-      </w:ins>
-      <w:ins w:id="154" w:author="PR Preview" w:date="2026-01-01T00:00:00Z">
+      <w:ins w:id="170" w:author="PR Preview" w:date="2026-01-01T00:00:00Z">
+        <w:r>
+          <w:t xml:space="preserve"> </w:t>
+        </w:r>
+      </w:ins>
+      <w:ins w:id="171" w:author="PR Preview" w:date="2026-01-01T00:00:00Z">
         <w:r>
           <w:t xml:space="preserve">means the same thing,</w:t>
         </w:r>
       </w:ins>
-      <w:ins w:id="155" w:author="PR Preview" w:date="2026-01-01T00:00:00Z">
-        <w:r>
-          <w:t xml:space="preserve"> </w:t>
-        </w:r>
-      </w:ins>
-      <w:ins w:id="156" w:author="PR Preview" w:date="2026-01-01T00:00:00Z">
+      <w:ins w:id="172" w:author="PR Preview" w:date="2026-01-01T00:00:00Z">
+        <w:r>
+          <w:t xml:space="preserve"> </w:t>
+        </w:r>
+      </w:ins>
+      <w:ins w:id="173" w:author="PR Preview" w:date="2026-01-01T00:00:00Z">
         <w:r>
           <w:t xml:space="preserve">with both arguments in parentheses.</w:t>
         </w:r>
       </w:ins>
     </w:p>
-    <w:bookmarkEnd w:id="35"/>
-    <w:bookmarkStart w:id="36" w:name="rem-reading-other-sources"/>
+    <w:bookmarkEnd w:id="38"/>
+    <w:bookmarkStart w:id="39" w:name="rem-reading-other-sources"/>
     <w:p>
       <w:pPr>
         <w:pStyle w:val="BodyText"/>
       </w:pPr>
-      <w:ins w:id="157" w:author="PR Preview" w:date="2026-01-01T00:00:00Z">
+      <w:ins w:id="174" w:author="PR Preview" w:date="2026-01-01T00:00:00Z">
         <w:r>
           <w:rPr>
             <w:i/>
@@ -3793,43 +3914,43 @@
           <w:t xml:space="preserve">Remark 3</w:t>
         </w:r>
       </w:ins>
-      <w:ins w:id="158" w:author="PR Preview" w:date="2026-01-01T00:00:00Z">
+      <w:ins w:id="175" w:author="PR Preview" w:date="2026-01-01T00:00:00Z">
         <w:r>
           <w:t xml:space="preserve"> (Reading another source’s subscripts and parentheses). </w:t>
         </w:r>
       </w:ins>
-      <w:ins w:id="159" w:author="PR Preview" w:date="2026-01-01T00:00:00Z">
+      <w:ins w:id="176" w:author="PR Preview" w:date="2026-01-01T00:00:00Z">
         <w:r>
           <w:t xml:space="preserve">When you read a formula from another source,</w:t>
         </w:r>
       </w:ins>
-      <w:ins w:id="160" w:author="PR Preview" w:date="2026-01-01T00:00:00Z">
-        <w:r>
-          <w:t xml:space="preserve"> </w:t>
-        </w:r>
-      </w:ins>
-      <w:ins w:id="161" w:author="PR Preview" w:date="2026-01-01T00:00:00Z">
+      <w:ins w:id="177" w:author="PR Preview" w:date="2026-01-01T00:00:00Z">
+        <w:r>
+          <w:t xml:space="preserve"> </w:t>
+        </w:r>
+      </w:ins>
+      <w:ins w:id="178" w:author="PR Preview" w:date="2026-01-01T00:00:00Z">
         <w:r>
           <w:t xml:space="preserve">first work out what each subscript and each argument is doing:</w:t>
         </w:r>
       </w:ins>
-      <w:ins w:id="162" w:author="PR Preview" w:date="2026-01-01T00:00:00Z">
-        <w:r>
-          <w:t xml:space="preserve"> </w:t>
-        </w:r>
-      </w:ins>
-      <w:ins w:id="163" w:author="PR Preview" w:date="2026-01-01T00:00:00Z">
+      <w:ins w:id="179" w:author="PR Preview" w:date="2026-01-01T00:00:00Z">
+        <w:r>
+          <w:t xml:space="preserve"> </w:t>
+        </w:r>
+      </w:ins>
+      <w:ins w:id="180" w:author="PR Preview" w:date="2026-01-01T00:00:00Z">
         <w:r>
           <w:t xml:space="preserve">labeling a member of an</w:t>
         </w:r>
       </w:ins>
-      <w:ins w:id="164" w:author="PR Preview" w:date="2026-01-01T00:00:00Z">
+      <w:ins w:id="181" w:author="PR Preview" w:date="2026-01-01T00:00:00Z">
         <w:r>
           <w:t xml:space="preserve"> </w:t>
         </w:r>
       </w:ins>
       <w:hyperlink r:id="rId28">
-        <w:ins w:id="165" w:author="PR Preview" w:date="2026-01-01T00:00:00Z">
+        <w:ins w:id="182" w:author="PR Preview" w:date="2026-01-01T00:00:00Z">
           <w:r>
             <w:rPr>
               <w:rStyle w:val="Hyperlink"/>
@@ -3838,40 +3959,60 @@
           </w:r>
         </w:ins>
       </w:hyperlink>
-      <w:ins w:id="166" w:author="PR Preview" w:date="2026-01-01T00:00:00Z">
-        <w:r>
-          <w:t xml:space="preserve">, or being the input of a function.</w:t>
-        </w:r>
-      </w:ins>
-      <w:ins w:id="167" w:author="PR Preview" w:date="2026-01-01T00:00:00Z">
-        <w:r>
-          <w:t xml:space="preserve"> </w:t>
-        </w:r>
-      </w:ins>
-      <w:ins w:id="168" w:author="PR Preview" w:date="2026-01-01T00:00:00Z">
+      <w:ins w:id="183" w:author="PR Preview" w:date="2026-01-01T00:00:00Z">
+        <w:r>
+          <w:t xml:space="preserve">, or being the input of a</w:t>
+        </w:r>
+      </w:ins>
+      <w:ins w:id="184" w:author="PR Preview" w:date="2026-01-01T00:00:00Z">
+        <w:r>
+          <w:t xml:space="preserve"> </w:t>
+        </w:r>
+      </w:ins>
+      <w:hyperlink r:id="rId29">
+        <w:ins w:id="185" w:author="PR Preview" w:date="2026-01-01T00:00:00Z">
+          <w:r>
+            <w:rPr>
+              <w:rStyle w:val="Hyperlink"/>
+            </w:rPr>
+            <w:t xml:space="preserve">function</w:t>
+          </w:r>
+        </w:ins>
+      </w:hyperlink>
+      <w:ins w:id="186" w:author="PR Preview" w:date="2026-01-01T00:00:00Z">
+        <w:r>
+          <w:t xml:space="preserve">.</w:t>
+        </w:r>
+      </w:ins>
+      <w:ins w:id="187" w:author="PR Preview" w:date="2026-01-01T00:00:00Z">
+        <w:r>
+          <w:t xml:space="preserve"> </w:t>
+        </w:r>
+      </w:ins>
+      <w:ins w:id="188" w:author="PR Preview" w:date="2026-01-01T00:00:00Z">
         <w:r>
           <w:t xml:space="preserve">That tells you which convention the source follows,</w:t>
         </w:r>
       </w:ins>
-      <w:ins w:id="169" w:author="PR Preview" w:date="2026-01-01T00:00:00Z">
-        <w:r>
-          <w:t xml:space="preserve"> </w:t>
-        </w:r>
-      </w:ins>
-      <w:ins w:id="170" w:author="PR Preview" w:date="2026-01-01T00:00:00Z">
+      <w:ins w:id="189" w:author="PR Preview" w:date="2026-01-01T00:00:00Z">
+        <w:r>
+          <w:t xml:space="preserve"> </w:t>
+        </w:r>
+      </w:ins>
+      <w:ins w:id="190" w:author="PR Preview" w:date="2026-01-01T00:00:00Z">
         <w:r>
           <w:t xml:space="preserve">whatever its layout.</w:t>
         </w:r>
       </w:ins>
     </w:p>
-    <w:bookmarkEnd w:id="36"/>
-    <w:bookmarkEnd w:id="37"/>
-    <w:bookmarkStart w:id="44" w:name="X93a3d4ef5e06a67ae6b891e46b41b74b3674f55"/>
+    <w:bookmarkEnd w:id="39"/>
+    <w:bookmarkEnd w:id="40"/>
+    <w:bookmarkStart w:id="47" w:name="X93a3d4ef5e06a67ae6b891e46b41b74b3674f55"/>
     <w:p>
       <w:pPr>
         <w:pStyle w:val="Heading2"/>
       </w:pPr>
-      <w:ins w:id="171" w:author="PR Preview" w:date="2026-01-01T00:00:00Z">
+      <w:ins w:id="191" w:author="PR Preview" w:date="2026-01-01T00:00:00Z">
         <w:r>
           <w:t xml:space="preserve">3 Why is notation in probability and statistics so inconsistent and disorganized?</w:t>
         </w:r>
@@ -3997,7 +4138,7 @@
       <w:r>
         <w:t xml:space="preserve"> </w:t>
       </w:r>
-      <w:hyperlink r:id="rId38">
+      <w:hyperlink r:id="rId41">
         <w:r>
           <w:rPr>
             <w:rStyle w:val="Hyperlink"/>
@@ -4017,7 +4158,7 @@
       <w:r>
         <w:t xml:space="preserve"> </w:t>
       </w:r>
-      <w:hyperlink r:id="rId39">
+      <w:hyperlink r:id="rId42">
         <w:r>
           <w:rPr>
             <w:rStyle w:val="Hyperlink"/>
@@ -4037,7 +4178,7 @@
       <w:r>
         <w:t xml:space="preserve"> </w:t>
       </w:r>
-      <w:hyperlink r:id="rId40">
+      <w:hyperlink r:id="rId43">
         <w:r>
           <w:rPr>
             <w:rStyle w:val="Hyperlink"/>
@@ -4057,7 +4198,7 @@
       <w:r>
         <w:t xml:space="preserve"> </w:t>
       </w:r>
-      <w:hyperlink r:id="rId41">
+      <w:hyperlink r:id="rId44">
         <w:r>
           <w:rPr>
             <w:rStyle w:val="Hyperlink"/>
@@ -4077,7 +4218,7 @@
       <w:r>
         <w:t xml:space="preserve"> </w:t>
       </w:r>
-      <w:hyperlink r:id="rId42">
+      <w:hyperlink r:id="rId45">
         <w:r>
           <w:rPr>
             <w:rStyle w:val="Hyperlink"/>
@@ -4118,7 +4259,7 @@
       <w:r>
         <w:t xml:space="preserve"> </w:t>
       </w:r>
-      <w:hyperlink r:id="rId43">
+      <w:hyperlink r:id="rId46">
         <w:r>
           <w:rPr>
             <w:rStyle w:val="Hyperlink"/>
@@ -4130,13 +4271,13 @@
         <w:t xml:space="preserve">.</w:t>
       </w:r>
     </w:p>
-    <w:bookmarkEnd w:id="44"/>
-    <w:bookmarkStart w:id="51" w:name="sec-further-reading"/>
+    <w:bookmarkEnd w:id="47"/>
+    <w:bookmarkStart w:id="54" w:name="sec-further-reading"/>
     <w:p>
       <w:pPr>
         <w:pStyle w:val="Heading2"/>
       </w:pPr>
-      <w:del w:id="172" w:author="PR Preview" w:date="2026-01-01T00:00:00Z">
+      <w:del w:id="192" w:author="PR Preview" w:date="2026-01-01T00:00:00Z">
         <w:r>
           <w:delText xml:space="preserve">3 Further reading</w:delText>
         </w:r>
@@ -4146,7 +4287,7 @@
       <w:pPr>
         <w:pStyle w:val="Heading2"/>
       </w:pPr>
-      <w:ins w:id="173" w:author="PR Preview" w:date="2026-01-01T00:00:00Z">
+      <w:ins w:id="193" w:author="PR Preview" w:date="2026-01-01T00:00:00Z">
         <w:r>
           <w:t xml:space="preserve">4 Further reading</w:t>
         </w:r>
@@ -4168,7 +4309,7 @@
       <w:r>
         <w:t xml:space="preserve"> </w:t>
       </w:r>
-      <w:hyperlink r:id="rId45">
+      <w:hyperlink r:id="rId48">
         <w:r>
           <w:rPr>
             <w:rStyle w:val="Hyperlink"/>
@@ -4206,7 +4347,7 @@
       <w:r>
         <w:t xml:space="preserve">logical connectives (</w:t>
       </w:r>
-      <w:hyperlink r:id="rId46">
+      <w:hyperlink r:id="rId49">
         <w:r>
           <w:rPr>
             <w:rStyle w:val="Hyperlink"/>
@@ -4217,7 +4358,7 @@
       <w:r>
         <w:t xml:space="preserve">) and quantifiers (</w:t>
       </w:r>
-      <w:hyperlink r:id="rId47">
+      <w:hyperlink r:id="rId50">
         <w:r>
           <w:rPr>
             <w:rStyle w:val="Hyperlink"/>
@@ -4275,7 +4416,7 @@
       <w:r>
         <w:t xml:space="preserve"> </w:t>
       </w:r>
-      <w:hyperlink r:id="rId48">
+      <w:hyperlink r:id="rId51">
         <w:r>
           <w:rPr>
             <w:rStyle w:val="Hyperlink"/>
@@ -4289,7 +4430,7 @@
       <w:r>
         <w:t xml:space="preserve"> </w:t>
       </w:r>
-      <w:hyperlink r:id="rId49">
+      <w:hyperlink r:id="rId52">
         <w:r>
           <w:rPr>
             <w:rStyle w:val="Hyperlink"/>
@@ -4303,7 +4444,7 @@
       <w:r>
         <w:t xml:space="preserve"> </w:t>
       </w:r>
-      <w:hyperlink r:id="rId50">
+      <w:hyperlink r:id="rId53">
         <w:r>
           <w:rPr>
             <w:rStyle w:val="Hyperlink"/>
@@ -4318,8 +4459,8 @@
         <w:t xml:space="preserve">pages.</w:t>
       </w:r>
     </w:p>
-    <w:bookmarkEnd w:id="51"/>
-    <w:bookmarkStart w:id="59" w:name="references"/>
+    <w:bookmarkEnd w:id="54"/>
+    <w:bookmarkStart w:id="62" w:name="references"/>
     <w:p>
       <w:pPr>
         <w:pStyle w:val="Heading2"/>
@@ -4328,8 +4469,8 @@
         <w:t xml:space="preserve">References</w:t>
       </w:r>
     </w:p>
-    <w:bookmarkStart w:id="58" w:name="refs"/>
-    <w:bookmarkStart w:id="53" w:name="ref-barkerplummer2011language"/>
+    <w:bookmarkStart w:id="61" w:name="refs"/>
+    <w:bookmarkStart w:id="56" w:name="ref-barkerplummer2011language"/>
     <w:p>
       <w:pPr>
         <w:pStyle w:val="Bibliography"/>
@@ -4353,7 +4494,7 @@
       <w:r>
         <w:t xml:space="preserve"> </w:t>
       </w:r>
-      <w:hyperlink r:id="rId52">
+      <w:hyperlink r:id="rId55">
         <w:r>
           <w:rPr>
             <w:rStyle w:val="Hyperlink"/>
@@ -4365,8 +4506,8 @@
         <w:t xml:space="preserve">.</w:t>
       </w:r>
     </w:p>
-    <w:bookmarkEnd w:id="53"/>
-    <w:bookmarkStart w:id="55" w:name="ref-nelder1972generalized"/>
+    <w:bookmarkEnd w:id="56"/>
+    <w:bookmarkStart w:id="58" w:name="ref-nelder1972generalized"/>
     <w:p>
       <w:pPr>
         <w:pStyle w:val="Bibliography"/>
@@ -4399,7 +4540,7 @@
       <w:r>
         <w:t xml:space="preserve"> </w:t>
       </w:r>
-      <w:hyperlink r:id="rId54">
+      <w:hyperlink r:id="rId57">
         <w:r>
           <w:rPr>
             <w:rStyle w:val="Hyperlink"/>
@@ -4411,8 +4552,8 @@
         <w:t xml:space="preserve">.</w:t>
       </w:r>
     </w:p>
-    <w:bookmarkEnd w:id="55"/>
-    <w:bookmarkStart w:id="57" w:name="ref-velleman2019prove"/>
+    <w:bookmarkEnd w:id="58"/>
+    <w:bookmarkStart w:id="60" w:name="ref-velleman2019prove"/>
     <w:p>
       <w:pPr>
         <w:pStyle w:val="Bibliography"/>
@@ -4436,7 +4577,7 @@
       <w:r>
         <w:t xml:space="preserve"> </w:t>
       </w:r>
-      <w:hyperlink r:id="rId56">
+      <w:hyperlink r:id="rId59">
         <w:r>
           <w:rPr>
             <w:rStyle w:val="Hyperlink"/>
@@ -4448,9 +4589,9 @@
         <w:t xml:space="preserve">.</w:t>
       </w:r>
     </w:p>
-    <w:bookmarkEnd w:id="57"/>
-    <w:bookmarkEnd w:id="58"/>
-    <w:bookmarkEnd w:id="59"/>
+    <w:bookmarkEnd w:id="60"/>
+    <w:bookmarkEnd w:id="61"/>
+    <w:bookmarkEnd w:id="62"/>
     <w:sectPr>
       <w:footnotePr>
         <w:numRestart w:val="eachSect"/>

--- a/pr-preview/pr-334/notation-tracked-changes.docx
+++ b/pr-preview/pr-334/notation-tracked-changes.docx
@@ -26,7 +26,7 @@
       </w:pPr>
       <w:ins w:id="2" w:author="PR Preview" w:date="2026-01-01T00:00:00Z">
         <w:r>
-          <w:t xml:space="preserve">Last modified: 2026-10-16 22:37:53 (PDT)</w:t>
+          <w:t xml:space="preserve">Last modified: 2026-10-17 00:42:20 (PDT)</w:t>
         </w:r>
       </w:ins>
     </w:p>
@@ -1611,7 +1611,7 @@
       </w:r>
     </w:p>
     <w:bookmarkEnd w:id="27"/>
-    <w:bookmarkStart w:id="40" w:name="sec-subscripts-parentheses"/>
+    <w:bookmarkStart w:id="41" w:name="sec-subscripts-parentheses"/>
     <w:p>
       <w:pPr>
         <w:pStyle w:val="Heading2"/>
@@ -2985,7 +2985,7 @@
         </w:tc>
       </w:tr>
     </w:tbl>
-    <w:bookmarkStart w:id="37" w:name="rem-process-notation"/>
+    <w:bookmarkStart w:id="38" w:name="rem-process-notation"/>
     <w:p>
       <w:pPr>
         <w:pStyle w:val="BodyText"/>
@@ -3272,7 +3272,7 @@
           <w:t xml:space="preserve"> </w:t>
         </w:r>
       </w:ins>
-      <w:hyperlink r:id="rId35">
+      <w:hyperlink r:id="rId36">
         <w:ins w:id="101" w:author="PR Preview" w:date="2026-01-01T00:00:00Z">
           <w:r>
             <w:rPr>
@@ -3302,7 +3302,7 @@
           <w:t xml:space="preserve"> </w:t>
         </w:r>
       </w:ins>
-      <w:hyperlink r:id="rId36">
+      <w:hyperlink r:id="rId37">
         <w:ins w:id="106" w:author="PR Preview" w:date="2026-01-01T00:00:00Z">
           <w:r>
             <w:rPr>
@@ -3526,8 +3526,8 @@
         </w:r>
       </w:ins>
     </w:p>
-    <w:bookmarkEnd w:id="37"/>
-    <w:bookmarkStart w:id="38" w:name="exm-process-notation"/>
+    <w:bookmarkEnd w:id="38"/>
+    <w:bookmarkStart w:id="39" w:name="exm-process-notation"/>
     <w:p>
       <w:pPr>
         <w:pStyle w:val="BodyText"/>
@@ -3899,8 +3899,8 @@
         </w:r>
       </w:ins>
     </w:p>
-    <w:bookmarkEnd w:id="38"/>
-    <w:bookmarkStart w:id="39" w:name="rem-reading-other-sources"/>
+    <w:bookmarkEnd w:id="39"/>
+    <w:bookmarkStart w:id="40" w:name="rem-reading-other-sources"/>
     <w:p>
       <w:pPr>
         <w:pStyle w:val="BodyText"/>
@@ -4005,9 +4005,9 @@
         </w:r>
       </w:ins>
     </w:p>
-    <w:bookmarkEnd w:id="39"/>
     <w:bookmarkEnd w:id="40"/>
-    <w:bookmarkStart w:id="47" w:name="X93a3d4ef5e06a67ae6b891e46b41b74b3674f55"/>
+    <w:bookmarkEnd w:id="41"/>
+    <w:bookmarkStart w:id="48" w:name="X93a3d4ef5e06a67ae6b891e46b41b74b3674f55"/>
     <w:p>
       <w:pPr>
         <w:pStyle w:val="Heading2"/>
@@ -4138,7 +4138,7 @@
       <w:r>
         <w:t xml:space="preserve"> </w:t>
       </w:r>
-      <w:hyperlink r:id="rId41">
+      <w:hyperlink r:id="rId42">
         <w:r>
           <w:rPr>
             <w:rStyle w:val="Hyperlink"/>
@@ -4158,7 +4158,7 @@
       <w:r>
         <w:t xml:space="preserve"> </w:t>
       </w:r>
-      <w:hyperlink r:id="rId42">
+      <w:hyperlink r:id="rId43">
         <w:r>
           <w:rPr>
             <w:rStyle w:val="Hyperlink"/>
@@ -4178,7 +4178,7 @@
       <w:r>
         <w:t xml:space="preserve"> </w:t>
       </w:r>
-      <w:hyperlink r:id="rId43">
+      <w:hyperlink r:id="rId44">
         <w:r>
           <w:rPr>
             <w:rStyle w:val="Hyperlink"/>
@@ -4198,7 +4198,7 @@
       <w:r>
         <w:t xml:space="preserve"> </w:t>
       </w:r>
-      <w:hyperlink r:id="rId44">
+      <w:hyperlink r:id="rId45">
         <w:r>
           <w:rPr>
             <w:rStyle w:val="Hyperlink"/>
@@ -4218,7 +4218,7 @@
       <w:r>
         <w:t xml:space="preserve"> </w:t>
       </w:r>
-      <w:hyperlink r:id="rId45">
+      <w:hyperlink r:id="rId46">
         <w:r>
           <w:rPr>
             <w:rStyle w:val="Hyperlink"/>
@@ -4259,7 +4259,7 @@
       <w:r>
         <w:t xml:space="preserve"> </w:t>
       </w:r>
-      <w:hyperlink r:id="rId46">
+      <w:hyperlink r:id="rId47">
         <w:r>
           <w:rPr>
             <w:rStyle w:val="Hyperlink"/>
@@ -4271,8 +4271,8 @@
         <w:t xml:space="preserve">.</w:t>
       </w:r>
     </w:p>
-    <w:bookmarkEnd w:id="47"/>
-    <w:bookmarkStart w:id="54" w:name="sec-further-reading"/>
+    <w:bookmarkEnd w:id="48"/>
+    <w:bookmarkStart w:id="55" w:name="sec-further-reading"/>
     <w:p>
       <w:pPr>
         <w:pStyle w:val="Heading2"/>
@@ -4309,7 +4309,7 @@
       <w:r>
         <w:t xml:space="preserve"> </w:t>
       </w:r>
-      <w:hyperlink r:id="rId48">
+      <w:hyperlink r:id="rId49">
         <w:r>
           <w:rPr>
             <w:rStyle w:val="Hyperlink"/>
@@ -4347,7 +4347,7 @@
       <w:r>
         <w:t xml:space="preserve">logical connectives (</w:t>
       </w:r>
-      <w:hyperlink r:id="rId49">
+      <w:hyperlink r:id="rId50">
         <w:r>
           <w:rPr>
             <w:rStyle w:val="Hyperlink"/>
@@ -4358,7 +4358,7 @@
       <w:r>
         <w:t xml:space="preserve">) and quantifiers (</w:t>
       </w:r>
-      <w:hyperlink r:id="rId50">
+      <w:hyperlink r:id="rId51">
         <w:r>
           <w:rPr>
             <w:rStyle w:val="Hyperlink"/>
@@ -4416,7 +4416,7 @@
       <w:r>
         <w:t xml:space="preserve"> </w:t>
       </w:r>
-      <w:hyperlink r:id="rId51">
+      <w:hyperlink r:id="rId52">
         <w:r>
           <w:rPr>
             <w:rStyle w:val="Hyperlink"/>
@@ -4430,7 +4430,7 @@
       <w:r>
         <w:t xml:space="preserve"> </w:t>
       </w:r>
-      <w:hyperlink r:id="rId52">
+      <w:hyperlink r:id="rId53">
         <w:r>
           <w:rPr>
             <w:rStyle w:val="Hyperlink"/>
@@ -4444,7 +4444,7 @@
       <w:r>
         <w:t xml:space="preserve"> </w:t>
       </w:r>
-      <w:hyperlink r:id="rId53">
+      <w:hyperlink r:id="rId54">
         <w:r>
           <w:rPr>
             <w:rStyle w:val="Hyperlink"/>
@@ -4459,8 +4459,8 @@
         <w:t xml:space="preserve">pages.</w:t>
       </w:r>
     </w:p>
-    <w:bookmarkEnd w:id="54"/>
-    <w:bookmarkStart w:id="62" w:name="references"/>
+    <w:bookmarkEnd w:id="55"/>
+    <w:bookmarkStart w:id="63" w:name="references"/>
     <w:p>
       <w:pPr>
         <w:pStyle w:val="Heading2"/>
@@ -4469,8 +4469,8 @@
         <w:t xml:space="preserve">References</w:t>
       </w:r>
     </w:p>
-    <w:bookmarkStart w:id="61" w:name="refs"/>
-    <w:bookmarkStart w:id="56" w:name="ref-barkerplummer2011language"/>
+    <w:bookmarkStart w:id="62" w:name="refs"/>
+    <w:bookmarkStart w:id="57" w:name="ref-barkerplummer2011language"/>
     <w:p>
       <w:pPr>
         <w:pStyle w:val="Bibliography"/>
@@ -4494,7 +4494,7 @@
       <w:r>
         <w:t xml:space="preserve"> </w:t>
       </w:r>
-      <w:hyperlink r:id="rId55">
+      <w:hyperlink r:id="rId56">
         <w:r>
           <w:rPr>
             <w:rStyle w:val="Hyperlink"/>
@@ -4506,8 +4506,8 @@
         <w:t xml:space="preserve">.</w:t>
       </w:r>
     </w:p>
-    <w:bookmarkEnd w:id="56"/>
-    <w:bookmarkStart w:id="58" w:name="ref-nelder1972generalized"/>
+    <w:bookmarkEnd w:id="57"/>
+    <w:bookmarkStart w:id="59" w:name="ref-nelder1972generalized"/>
     <w:p>
       <w:pPr>
         <w:pStyle w:val="Bibliography"/>
@@ -4540,7 +4540,7 @@
       <w:r>
         <w:t xml:space="preserve"> </w:t>
       </w:r>
-      <w:hyperlink r:id="rId57">
+      <w:hyperlink r:id="rId58">
         <w:r>
           <w:rPr>
             <w:rStyle w:val="Hyperlink"/>
@@ -4552,8 +4552,8 @@
         <w:t xml:space="preserve">.</w:t>
       </w:r>
     </w:p>
-    <w:bookmarkEnd w:id="58"/>
-    <w:bookmarkStart w:id="60" w:name="ref-velleman2019prove"/>
+    <w:bookmarkEnd w:id="59"/>
+    <w:bookmarkStart w:id="61" w:name="ref-velleman2019prove"/>
     <w:p>
       <w:pPr>
         <w:pStyle w:val="Bibliography"/>
@@ -4577,7 +4577,7 @@
       <w:r>
         <w:t xml:space="preserve"> </w:t>
       </w:r>
-      <w:hyperlink r:id="rId59">
+      <w:hyperlink r:id="rId60">
         <w:r>
           <w:rPr>
             <w:rStyle w:val="Hyperlink"/>
@@ -4589,9 +4589,9 @@
         <w:t xml:space="preserve">.</w:t>
       </w:r>
     </w:p>
-    <w:bookmarkEnd w:id="60"/>
     <w:bookmarkEnd w:id="61"/>
     <w:bookmarkEnd w:id="62"/>
+    <w:bookmarkEnd w:id="63"/>
     <w:sectPr>
       <w:footnotePr>
         <w:numRestart w:val="eachSect"/>

--- a/pr-preview/pr-334/notation-tracked-changes.docx
+++ b/pr-preview/pr-334/notation-tracked-changes.docx
@@ -26,7 +26,7 @@
       </w:pPr>
       <w:ins w:id="2" w:author="PR Preview" w:date="2026-01-01T00:00:00Z">
         <w:r>
-          <w:t xml:space="preserve">Last modified: 2026-10-17 00:42:20 (PDT)</w:t>
+          <w:t xml:space="preserve">Last modified: 2026-10-17 02:08:29 (PDT)</w:t>
         </w:r>
       </w:ins>
     </w:p>
